--- a/templates/tata.docx
+++ b/templates/tata.docx
@@ -205,8 +205,6 @@
           <w:docGrid w:linePitch="299"/>
         </w:sectPr>
       </w:pPr>
-      <w:bookmarkStart w:id="0" w:name="_GoBack"/>
-      <w:bookmarkEnd w:id="0"/>
     </w:p>
     <w:p>
       <w:pPr>
@@ -327,8 +325,8 @@
           <w:lang w:val="en-IN"/>
         </w:rPr>
       </w:pPr>
-      <w:bookmarkStart w:id="1" w:name="QUOTATION"/>
-      <w:bookmarkEnd w:id="1"/>
+      <w:bookmarkStart w:id="0" w:name="QUOTATION"/>
+      <w:bookmarkEnd w:id="0"/>
       <w:r>
         <w:rPr>
           <w:rFonts w:ascii="Charis SIL" w:eastAsia="Times New Roman" w:hAnsi="Charis SIL" w:cs="Charis SIL"/>
@@ -1212,7 +1210,7 @@
       </w:tr>
       <w:tr>
         <w:trPr>
-          <w:trHeight w:val="754"/>
+          <w:trHeight w:val="360"/>
         </w:trPr>
         <w:tc>
           <w:tcPr>
@@ -1240,6 +1238,8 @@
               </w:rPr>
               <w:t>5</w:t>
             </w:r>
+            <w:bookmarkStart w:id="1" w:name="_GoBack"/>
+            <w:bookmarkEnd w:id="1"/>
           </w:p>
         </w:tc>
         <w:tc>
@@ -1257,37 +1257,87 @@
             <w:pPr>
               <w:pStyle w:val="normal1"/>
               <w:widowControl w:val="0"/>
-              <w:spacing w:before="240" w:after="240" w:line="240" w:lineRule="auto"/>
+              <w:spacing w:line="240" w:lineRule="auto"/>
               <w:rPr>
                 <w:rFonts w:ascii="Charis SIL" w:eastAsia="Times New Roman" w:hAnsi="Charis SIL" w:cs="Charis SIL"/>
-                <w:b/>
               </w:rPr>
             </w:pPr>
             <w:r>
               <w:rPr>
-                <w:rFonts w:ascii="Charis SIL" w:eastAsia="Times New Roman" w:hAnsi="Charis SIL" w:cs="Charis SIL"/>
-                <w:b/>
+                <w:rFonts w:ascii="Times New Roman" w:eastAsia="Times New Roman" w:hAnsi="Times New Roman" w:cs="Times New Roman"/>
+                <w:sz w:val="24"/>
+                <w:szCs w:val="24"/>
+                <w:lang w:val="en-IN" w:eastAsia="en-IN"/>
               </w:rPr>
-              <w:t>Total Amount (₹)</w:t>
+              <w:t>Base Price (Exclusive of GST)</w:t>
             </w:r>
           </w:p>
+        </w:tc>
+        <w:tc>
+          <w:tcPr>
+            <w:tcW w:w="3369" w:type="dxa"/>
+            <w:tcBorders>
+              <w:top w:val="single" w:sz="8" w:space="0" w:color="000000"/>
+              <w:left w:val="single" w:sz="8" w:space="0" w:color="000000"/>
+              <w:bottom w:val="single" w:sz="8" w:space="0" w:color="000000"/>
+              <w:right w:val="single" w:sz="8" w:space="0" w:color="000000"/>
+            </w:tcBorders>
+            <w:shd w:val="clear" w:color="auto" w:fill="auto"/>
+          </w:tcPr>
           <w:p>
             <w:pPr>
-              <w:pStyle w:val="normal1"/>
-              <w:widowControl w:val="0"/>
-              <w:spacing w:before="240" w:after="240" w:line="240" w:lineRule="auto"/>
               <w:rPr>
-                <w:rFonts w:ascii="Charis SIL" w:eastAsia="Times New Roman" w:hAnsi="Charis SIL" w:cs="Charis SIL"/>
-                <w:b/>
+                <w:rFonts w:ascii="Times New Roman" w:eastAsia="Times New Roman" w:hAnsi="Times New Roman" w:cs="Times New Roman"/>
+                <w:sz w:val="28"/>
+                <w:szCs w:val="28"/>
+                <w:lang w:val="en-IN" w:eastAsia="en-IN"/>
               </w:rPr>
             </w:pPr>
             <w:r>
               <w:rPr>
-                <w:rFonts w:ascii="Charis SIL" w:eastAsia="Times New Roman" w:hAnsi="Charis SIL" w:cs="Charis SIL"/>
+                <w:rFonts w:ascii="Courier New" w:eastAsia="Times New Roman" w:hAnsi="Courier New" w:cs="Courier New"/>
                 <w:b/>
-                <w:i/>
+                <w:bCs/>
+                <w:sz w:val="28"/>
+                <w:szCs w:val="28"/>
+                <w:lang w:val="en-IN" w:eastAsia="en-IN"/>
               </w:rPr>
-              <w:t>(Exclusive of GST)</w:t>
+              <w:t>₹</w:t>
+            </w:r>
+            <w:r>
+              <w:rPr>
+                <w:rFonts w:ascii="Courier New" w:eastAsia="Times New Roman" w:hAnsi="Courier New" w:cs="Courier New"/>
+                <w:b/>
+                <w:bCs/>
+                <w:sz w:val="28"/>
+                <w:szCs w:val="28"/>
+                <w:lang w:val="en-IN" w:eastAsia="en-IN"/>
+              </w:rPr>
+              <w:t>{</w:t>
+            </w:r>
+            <w:proofErr w:type="spellStart"/>
+            <w:r>
+              <w:rPr>
+                <w:rFonts w:ascii="Courier New" w:eastAsia="Times New Roman" w:hAnsi="Courier New" w:cs="Courier New"/>
+                <w:b/>
+                <w:bCs/>
+                <w:sz w:val="28"/>
+                <w:szCs w:val="28"/>
+                <w:lang w:val="en-IN" w:eastAsia="en-IN"/>
+              </w:rPr>
+              <w:t>base_price</w:t>
+            </w:r>
+            <w:proofErr w:type="spellEnd"/>
+            <w:r>
+              <w:rPr>
+                <w:rFonts w:ascii="Courier New" w:eastAsia="Times New Roman" w:hAnsi="Courier New" w:cs="Courier New"/>
+                <w:b/>
+                <w:bCs/>
+                <w:sz w:val="28"/>
+                <w:szCs w:val="28"/>
+                <w:lang w:val="en-IN" w:eastAsia="en-IN"/>
+              </w:rPr>
+              <w:t>}</w:t>
             </w:r>
           </w:p>
           <w:p>
@@ -1297,8 +1347,212 @@
               <w:spacing w:line="240" w:lineRule="auto"/>
               <w:rPr>
                 <w:rFonts w:ascii="Charis SIL" w:eastAsia="Times New Roman" w:hAnsi="Charis SIL" w:cs="Charis SIL"/>
+                <w:b/>
+                <w:sz w:val="28"/>
+                <w:szCs w:val="28"/>
               </w:rPr>
             </w:pPr>
+          </w:p>
+        </w:tc>
+      </w:tr>
+      <w:tr>
+        <w:trPr>
+          <w:trHeight w:val="360"/>
+        </w:trPr>
+        <w:tc>
+          <w:tcPr>
+            <w:tcW w:w="1942" w:type="dxa"/>
+            <w:tcBorders>
+              <w:top w:val="single" w:sz="8" w:space="0" w:color="000000"/>
+              <w:left w:val="single" w:sz="8" w:space="0" w:color="000000"/>
+              <w:bottom w:val="single" w:sz="8" w:space="0" w:color="000000"/>
+              <w:right w:val="single" w:sz="8" w:space="0" w:color="000000"/>
+            </w:tcBorders>
+            <w:shd w:val="clear" w:color="auto" w:fill="auto"/>
+          </w:tcPr>
+          <w:p>
+            <w:pPr>
+              <w:pStyle w:val="normal1"/>
+              <w:widowControl w:val="0"/>
+              <w:spacing w:line="240" w:lineRule="auto"/>
+              <w:rPr>
+                <w:rFonts w:ascii="Charis SIL" w:eastAsia="Times New Roman" w:hAnsi="Charis SIL" w:cs="Charis SIL"/>
+              </w:rPr>
+            </w:pPr>
+            <w:r>
+              <w:rPr>
+                <w:rFonts w:ascii="Charis SIL" w:eastAsia="Times New Roman" w:hAnsi="Charis SIL" w:cs="Charis SIL"/>
+              </w:rPr>
+              <w:t>6</w:t>
+            </w:r>
+          </w:p>
+        </w:tc>
+        <w:tc>
+          <w:tcPr>
+            <w:tcW w:w="4797" w:type="dxa"/>
+            <w:tcBorders>
+              <w:top w:val="single" w:sz="8" w:space="0" w:color="000000"/>
+              <w:left w:val="single" w:sz="8" w:space="0" w:color="000000"/>
+              <w:bottom w:val="single" w:sz="8" w:space="0" w:color="000000"/>
+              <w:right w:val="single" w:sz="8" w:space="0" w:color="000000"/>
+            </w:tcBorders>
+            <w:shd w:val="clear" w:color="auto" w:fill="auto"/>
+          </w:tcPr>
+          <w:p>
+            <w:pPr>
+              <w:pStyle w:val="normal1"/>
+              <w:widowControl w:val="0"/>
+              <w:spacing w:line="240" w:lineRule="auto"/>
+              <w:rPr>
+                <w:rFonts w:ascii="Charis SIL" w:eastAsia="Times New Roman" w:hAnsi="Charis SIL" w:cs="Charis SIL"/>
+              </w:rPr>
+            </w:pPr>
+            <w:r>
+              <w:rPr>
+                <w:rFonts w:ascii="Times New Roman" w:eastAsia="Times New Roman" w:hAnsi="Times New Roman" w:cs="Times New Roman"/>
+                <w:sz w:val="24"/>
+                <w:szCs w:val="24"/>
+                <w:lang w:val="en-IN" w:eastAsia="en-IN"/>
+              </w:rPr>
+              <w:t>GST @ 13.8%</w:t>
+            </w:r>
+          </w:p>
+        </w:tc>
+        <w:tc>
+          <w:tcPr>
+            <w:tcW w:w="3369" w:type="dxa"/>
+            <w:tcBorders>
+              <w:top w:val="single" w:sz="8" w:space="0" w:color="000000"/>
+              <w:left w:val="single" w:sz="8" w:space="0" w:color="000000"/>
+              <w:bottom w:val="single" w:sz="8" w:space="0" w:color="000000"/>
+              <w:right w:val="single" w:sz="8" w:space="0" w:color="000000"/>
+            </w:tcBorders>
+            <w:shd w:val="clear" w:color="auto" w:fill="auto"/>
+          </w:tcPr>
+          <w:p>
+            <w:pPr>
+              <w:pStyle w:val="normal1"/>
+              <w:widowControl w:val="0"/>
+              <w:spacing w:line="240" w:lineRule="auto"/>
+              <w:rPr>
+                <w:rFonts w:ascii="Charis SIL" w:eastAsia="Times New Roman" w:hAnsi="Charis SIL" w:cs="Charis SIL"/>
+                <w:b/>
+                <w:sz w:val="28"/>
+                <w:szCs w:val="28"/>
+              </w:rPr>
+            </w:pPr>
+            <w:r>
+              <w:rPr>
+                <w:rFonts w:ascii="Courier New" w:eastAsia="Times New Roman" w:hAnsi="Courier New" w:cs="Courier New"/>
+                <w:b/>
+                <w:bCs/>
+                <w:sz w:val="28"/>
+                <w:szCs w:val="28"/>
+                <w:lang w:val="en-IN" w:eastAsia="en-IN"/>
+              </w:rPr>
+              <w:t>₹</w:t>
+            </w:r>
+            <w:r>
+              <w:rPr>
+                <w:rFonts w:ascii="Courier New" w:eastAsia="Times New Roman" w:hAnsi="Courier New" w:cs="Courier New"/>
+                <w:b/>
+                <w:bCs/>
+                <w:sz w:val="28"/>
+                <w:szCs w:val="28"/>
+                <w:lang w:val="en-IN" w:eastAsia="en-IN"/>
+              </w:rPr>
+              <w:t>{</w:t>
+            </w:r>
+            <w:proofErr w:type="spellStart"/>
+            <w:r>
+              <w:rPr>
+                <w:rFonts w:ascii="Courier New" w:eastAsia="Times New Roman" w:hAnsi="Courier New" w:cs="Courier New"/>
+                <w:b/>
+                <w:bCs/>
+                <w:sz w:val="28"/>
+                <w:szCs w:val="28"/>
+                <w:lang w:val="en-IN" w:eastAsia="en-IN"/>
+              </w:rPr>
+              <w:t>gst_amount</w:t>
+            </w:r>
+            <w:proofErr w:type="spellEnd"/>
+            <w:r>
+              <w:rPr>
+                <w:rFonts w:ascii="Courier New" w:eastAsia="Times New Roman" w:hAnsi="Courier New" w:cs="Courier New"/>
+                <w:b/>
+                <w:bCs/>
+                <w:sz w:val="28"/>
+                <w:szCs w:val="28"/>
+                <w:lang w:val="en-IN" w:eastAsia="en-IN"/>
+              </w:rPr>
+              <w:t>}</w:t>
+            </w:r>
+          </w:p>
+        </w:tc>
+      </w:tr>
+      <w:tr>
+        <w:trPr>
+          <w:trHeight w:val="360"/>
+        </w:trPr>
+        <w:tc>
+          <w:tcPr>
+            <w:tcW w:w="1942" w:type="dxa"/>
+            <w:tcBorders>
+              <w:top w:val="single" w:sz="8" w:space="0" w:color="000000"/>
+              <w:left w:val="single" w:sz="8" w:space="0" w:color="000000"/>
+              <w:bottom w:val="single" w:sz="8" w:space="0" w:color="000000"/>
+              <w:right w:val="single" w:sz="8" w:space="0" w:color="000000"/>
+            </w:tcBorders>
+            <w:shd w:val="clear" w:color="auto" w:fill="auto"/>
+          </w:tcPr>
+          <w:p>
+            <w:pPr>
+              <w:pStyle w:val="normal1"/>
+              <w:widowControl w:val="0"/>
+              <w:spacing w:line="240" w:lineRule="auto"/>
+              <w:rPr>
+                <w:rFonts w:ascii="Charis SIL" w:eastAsia="Times New Roman" w:hAnsi="Charis SIL" w:cs="Charis SIL"/>
+              </w:rPr>
+            </w:pPr>
+            <w:r>
+              <w:rPr>
+                <w:rFonts w:ascii="Charis SIL" w:eastAsia="Times New Roman" w:hAnsi="Charis SIL" w:cs="Charis SIL"/>
+              </w:rPr>
+              <w:t>7</w:t>
+            </w:r>
+          </w:p>
+        </w:tc>
+        <w:tc>
+          <w:tcPr>
+            <w:tcW w:w="4797" w:type="dxa"/>
+            <w:tcBorders>
+              <w:top w:val="single" w:sz="8" w:space="0" w:color="000000"/>
+              <w:left w:val="single" w:sz="8" w:space="0" w:color="000000"/>
+              <w:bottom w:val="single" w:sz="8" w:space="0" w:color="000000"/>
+              <w:right w:val="single" w:sz="8" w:space="0" w:color="000000"/>
+            </w:tcBorders>
+            <w:shd w:val="clear" w:color="auto" w:fill="auto"/>
+          </w:tcPr>
+          <w:p>
+            <w:pPr>
+              <w:pStyle w:val="normal1"/>
+              <w:widowControl w:val="0"/>
+              <w:spacing w:line="240" w:lineRule="auto"/>
+              <w:rPr>
+                <w:rFonts w:ascii="Charis SIL" w:eastAsia="Times New Roman" w:hAnsi="Charis SIL" w:cs="Charis SIL"/>
+              </w:rPr>
+            </w:pPr>
+            <w:r>
+              <w:rPr>
+                <w:rFonts w:ascii="Times New Roman" w:eastAsia="Times New Roman" w:hAnsi="Times New Roman" w:cs="Times New Roman"/>
+                <w:b/>
+                <w:bCs/>
+                <w:sz w:val="24"/>
+                <w:szCs w:val="24"/>
+                <w:lang w:val="en-IN" w:eastAsia="en-IN"/>
+              </w:rPr>
+              <w:t>Total Amount (Inclusive of GST)</w:t>
+            </w:r>
           </w:p>
         </w:tc>
         <w:tc>
@@ -1324,6 +1578,15 @@
                 <w:szCs w:val="28"/>
               </w:rPr>
             </w:pPr>
+            <w:r>
+              <w:rPr>
+                <w:rFonts w:ascii="Charis SIL" w:eastAsia="Times New Roman" w:hAnsi="Charis SIL" w:cs="Charis SIL"/>
+                <w:b/>
+                <w:sz w:val="28"/>
+                <w:szCs w:val="28"/>
+              </w:rPr>
+              <w:t>₹</w:t>
+            </w:r>
             <w:r>
               <w:rPr>
                 <w:rFonts w:ascii="Charis SIL" w:eastAsia="Times New Roman" w:hAnsi="Charis SIL" w:cs="Charis SIL"/>
@@ -2556,7 +2819,6 @@
           <w:spacing w:val="-3"/>
           <w:u w:val="thick"/>
         </w:rPr>
-        <w:lastRenderedPageBreak/>
         <w:t>TERMS</w:t>
       </w:r>
       <w:r>
@@ -6621,7 +6883,7 @@
             </wp:anchor>
           </w:drawing>
         </mc:Choice>
-        <mc:Fallback xmlns:oel="http://schemas.microsoft.com/office/2019/extlst" xmlns:w16cex="http://schemas.microsoft.com/office/word/2018/wordml/cex" xmlns:w16="http://schemas.microsoft.com/office/word/2018/wordml" xmlns:w16du="http://schemas.microsoft.com/office/word/2023/wordml/word16du" xmlns:w16sdtdh="http://schemas.microsoft.com/office/word/2020/wordml/sdtdatahash" xmlns:w16sdtfl="http://schemas.microsoft.com/office/word/2024/wordml/sdtformatlock">
+        <mc:Fallback xmlns:w16sdtfl="http://schemas.microsoft.com/office/word/2024/wordml/sdtformatlock" xmlns:w16sdtdh="http://schemas.microsoft.com/office/word/2020/wordml/sdtdatahash" xmlns:w16du="http://schemas.microsoft.com/office/word/2023/wordml/word16du" xmlns:w16="http://schemas.microsoft.com/office/word/2018/wordml" xmlns:w16cex="http://schemas.microsoft.com/office/word/2018/wordml/cex" xmlns:oel="http://schemas.microsoft.com/office/2019/extlst">
           <w:pict>
             <v:rect w14:anchorId="060E2CF2" id="Rectangle 2" o:spid="_x0000_s1026" style="position:absolute;margin-left:0;margin-top:76.45pt;width:534pt;height:7.15pt;z-index:-15971840;visibility:visible;mso-wrap-style:square;mso-width-percent:0;mso-height-percent:0;mso-wrap-distance-left:9pt;mso-wrap-distance-top:0;mso-wrap-distance-right:9pt;mso-wrap-distance-bottom:0;mso-position-horizontal:center;mso-position-horizontal-relative:page;mso-position-vertical:absolute;mso-position-vertical-relative:page;mso-width-percent:0;mso-height-percent:0;mso-width-relative:page;mso-height-relative:page;v-text-anchor:top" o:gfxdata="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" fillcolor="#eb792c" stroked="f">
               <w10:wrap anchorx="page" anchory="page"/>
@@ -8018,7 +8280,7 @@
 </file>
 
 <file path=customXml/itemProps1.xml><?xml version="1.0" encoding="utf-8"?>
-<ds:datastoreItem xmlns:ds="http://schemas.openxmlformats.org/officeDocument/2006/customXml" ds:itemID="{CBF1C41C-9B6F-4152-AA89-417DBD51558A}">
+<ds:datastoreItem xmlns:ds="http://schemas.openxmlformats.org/officeDocument/2006/customXml" ds:itemID="{BE48D25B-44B3-4BFB-A5B5-6957C55F8C86}">
   <ds:schemaRefs>
     <ds:schemaRef ds:uri="http://schemas.openxmlformats.org/officeDocument/2006/bibliography"/>
   </ds:schemaRefs>

--- a/templates/tata.docx
+++ b/templates/tata.docx
@@ -1238,8 +1238,6 @@
               </w:rPr>
               <w:t>5</w:t>
             </w:r>
-            <w:bookmarkStart w:id="1" w:name="_GoBack"/>
-            <w:bookmarkEnd w:id="1"/>
           </w:p>
         </w:tc>
         <w:tc>
@@ -1414,8 +1412,28 @@
                 <w:szCs w:val="24"/>
                 <w:lang w:val="en-IN" w:eastAsia="en-IN"/>
               </w:rPr>
-              <w:t>GST @ 13.8%</w:t>
+              <w:t xml:space="preserve">GST @ </w:t>
             </w:r>
+            <w:r>
+              <w:rPr>
+                <w:rFonts w:ascii="Times New Roman" w:eastAsia="Times New Roman" w:hAnsi="Times New Roman" w:cs="Times New Roman"/>
+                <w:sz w:val="24"/>
+                <w:szCs w:val="24"/>
+                <w:lang w:val="en-IN" w:eastAsia="en-IN"/>
+              </w:rPr>
+              <w:t>8.9</w:t>
+            </w:r>
+            <w:r>
+              <w:rPr>
+                <w:rFonts w:ascii="Times New Roman" w:eastAsia="Times New Roman" w:hAnsi="Times New Roman" w:cs="Times New Roman"/>
+                <w:sz w:val="24"/>
+                <w:szCs w:val="24"/>
+                <w:lang w:val="en-IN" w:eastAsia="en-IN"/>
+              </w:rPr>
+              <w:t>%</w:t>
+            </w:r>
+            <w:bookmarkStart w:id="1" w:name="_GoBack"/>
+            <w:bookmarkEnd w:id="1"/>
           </w:p>
         </w:tc>
         <w:tc>
@@ -3411,7 +3429,15 @@
           <w:spacing w:val="-1"/>
           <w:sz w:val="20"/>
         </w:rPr>
-        <w:t>12%</w:t>
+        <w:t>5</w:t>
+      </w:r>
+      <w:r>
+        <w:rPr>
+          <w:rFonts w:ascii="Charis SIL" w:hAnsi="Charis SIL" w:cs="Charis SIL"/>
+          <w:spacing w:val="-1"/>
+          <w:sz w:val="20"/>
+        </w:rPr>
+        <w:t>%</w:t>
       </w:r>
       <w:r>
         <w:rPr>
@@ -6883,7 +6909,7 @@
             </wp:anchor>
           </w:drawing>
         </mc:Choice>
-        <mc:Fallback xmlns:w16sdtfl="http://schemas.microsoft.com/office/word/2024/wordml/sdtformatlock" xmlns:w16sdtdh="http://schemas.microsoft.com/office/word/2020/wordml/sdtdatahash" xmlns:w16du="http://schemas.microsoft.com/office/word/2023/wordml/word16du" xmlns:w16="http://schemas.microsoft.com/office/word/2018/wordml" xmlns:w16cex="http://schemas.microsoft.com/office/word/2018/wordml/cex" xmlns:oel="http://schemas.microsoft.com/office/2019/extlst">
+        <mc:Fallback xmlns:oel="http://schemas.microsoft.com/office/2019/extlst" xmlns:w16cex="http://schemas.microsoft.com/office/word/2018/wordml/cex" xmlns:w16="http://schemas.microsoft.com/office/word/2018/wordml" xmlns:w16du="http://schemas.microsoft.com/office/word/2023/wordml/word16du" xmlns:w16sdtdh="http://schemas.microsoft.com/office/word/2020/wordml/sdtdatahash" xmlns:w16sdtfl="http://schemas.microsoft.com/office/word/2024/wordml/sdtformatlock">
           <w:pict>
             <v:rect w14:anchorId="060E2CF2" id="Rectangle 2" o:spid="_x0000_s1026" style="position:absolute;margin-left:0;margin-top:76.45pt;width:534pt;height:7.15pt;z-index:-15971840;visibility:visible;mso-wrap-style:square;mso-width-percent:0;mso-height-percent:0;mso-wrap-distance-left:9pt;mso-wrap-distance-top:0;mso-wrap-distance-right:9pt;mso-wrap-distance-bottom:0;mso-position-horizontal:center;mso-position-horizontal-relative:page;mso-position-vertical:absolute;mso-position-vertical-relative:page;mso-width-percent:0;mso-height-percent:0;mso-width-relative:page;mso-height-relative:page;v-text-anchor:top" o:gfxdata="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" fillcolor="#eb792c" stroked="f">
               <w10:wrap anchorx="page" anchory="page"/>
@@ -8280,7 +8306,7 @@
 </file>
 
 <file path=customXml/itemProps1.xml><?xml version="1.0" encoding="utf-8"?>
-<ds:datastoreItem xmlns:ds="http://schemas.openxmlformats.org/officeDocument/2006/customXml" ds:itemID="{BE48D25B-44B3-4BFB-A5B5-6957C55F8C86}">
+<ds:datastoreItem xmlns:ds="http://schemas.openxmlformats.org/officeDocument/2006/customXml" ds:itemID="{B055054E-6F6C-434A-A47C-197A745960B0}">
   <ds:schemaRefs>
     <ds:schemaRef ds:uri="http://schemas.openxmlformats.org/officeDocument/2006/bibliography"/>
   </ds:schemaRefs>

--- a/templates/tata.docx
+++ b/templates/tata.docx
@@ -939,7 +939,19 @@
               <w:rPr>
                 <w:rFonts w:ascii="Charis SIL" w:eastAsia="Times New Roman" w:hAnsi="Charis SIL" w:cs="Charis SIL"/>
               </w:rPr>
-              <w:t>DCR Module 535 Wp Solar Modules</w:t>
+              <w:t>DCR Module 5</w:t>
+            </w:r>
+            <w:r>
+              <w:rPr>
+                <w:rFonts w:ascii="Charis SIL" w:eastAsia="Times New Roman" w:hAnsi="Charis SIL" w:cs="Charis SIL"/>
+              </w:rPr>
+              <w:t>60</w:t>
+            </w:r>
+            <w:r>
+              <w:rPr>
+                <w:rFonts w:ascii="Charis SIL" w:eastAsia="Times New Roman" w:hAnsi="Charis SIL" w:cs="Charis SIL"/>
+              </w:rPr>
+              <w:t xml:space="preserve"> Wp Solar Modules</w:t>
             </w:r>
           </w:p>
         </w:tc>
@@ -1432,8 +1444,6 @@
               </w:rPr>
               <w:t>%</w:t>
             </w:r>
-            <w:bookmarkStart w:id="1" w:name="_GoBack"/>
-            <w:bookmarkEnd w:id="1"/>
           </w:p>
         </w:tc>
         <w:tc>
@@ -2819,8 +2829,8 @@
           <w:u w:val="thick"/>
         </w:rPr>
       </w:pPr>
-      <w:bookmarkStart w:id="2" w:name="TERMS_AND_CONDITIONS:"/>
-      <w:bookmarkEnd w:id="2"/>
+      <w:bookmarkStart w:id="1" w:name="TERMS_AND_CONDITIONS:"/>
+      <w:bookmarkEnd w:id="1"/>
     </w:p>
     <w:p>
       <w:pPr>
@@ -5646,8 +5656,8 @@
         </w:rPr>
         <w:t>warranty.</w:t>
       </w:r>
-      <w:bookmarkStart w:id="3" w:name="Highlights_of_the_Solar_Grid_Power_Plant"/>
-      <w:bookmarkEnd w:id="3"/>
+      <w:bookmarkStart w:id="2" w:name="Highlights_of_the_Solar_Grid_Power_Plant"/>
+      <w:bookmarkEnd w:id="2"/>
     </w:p>
     <w:p>
       <w:pPr>
@@ -6019,32 +6029,34 @@
           <w:rFonts w:ascii="Charis SIL" w:hAnsi="Charis SIL" w:cs="Charis SIL"/>
         </w:rPr>
       </w:pPr>
-      <w:bookmarkStart w:id="4" w:name="Parth_Gupta_(Director)"/>
+      <w:bookmarkStart w:id="3" w:name="Parth_Gupta_(Director)"/>
+      <w:bookmarkEnd w:id="3"/>
+      <w:r>
+        <w:rPr>
+          <w:rFonts w:ascii="Charis SIL" w:hAnsi="Charis SIL" w:cs="Charis SIL"/>
+        </w:rPr>
+        <w:t xml:space="preserve">Ratnesh Mishra </w:t>
+      </w:r>
+      <w:r>
+        <w:rPr>
+          <w:rFonts w:ascii="Charis SIL" w:hAnsi="Charis SIL" w:cs="Charis SIL"/>
+        </w:rPr>
+        <w:t>(</w:t>
+      </w:r>
+      <w:r>
+        <w:rPr>
+          <w:rFonts w:ascii="Charis SIL" w:hAnsi="Charis SIL" w:cs="Charis SIL"/>
+        </w:rPr>
+        <w:t>Authorized Signatory</w:t>
+      </w:r>
+      <w:r>
+        <w:rPr>
+          <w:rFonts w:ascii="Charis SIL" w:hAnsi="Charis SIL" w:cs="Charis SIL"/>
+        </w:rPr>
+        <w:t>)</w:t>
+      </w:r>
+      <w:bookmarkStart w:id="4" w:name="_GoBack"/>
       <w:bookmarkEnd w:id="4"/>
-      <w:r>
-        <w:rPr>
-          <w:rFonts w:ascii="Charis SIL" w:hAnsi="Charis SIL" w:cs="Charis SIL"/>
-        </w:rPr>
-        <w:t xml:space="preserve">Ratnesh Mishra </w:t>
-      </w:r>
-      <w:r>
-        <w:rPr>
-          <w:rFonts w:ascii="Charis SIL" w:hAnsi="Charis SIL" w:cs="Charis SIL"/>
-        </w:rPr>
-        <w:t>(</w:t>
-      </w:r>
-      <w:r>
-        <w:rPr>
-          <w:rFonts w:ascii="Charis SIL" w:hAnsi="Charis SIL" w:cs="Charis SIL"/>
-        </w:rPr>
-        <w:t>Authorized Signatory</w:t>
-      </w:r>
-      <w:r>
-        <w:rPr>
-          <w:rFonts w:ascii="Charis SIL" w:hAnsi="Charis SIL" w:cs="Charis SIL"/>
-        </w:rPr>
-        <w:t>)</w:t>
-      </w:r>
     </w:p>
     <w:p>
       <w:pPr>
@@ -6909,7 +6921,7 @@
             </wp:anchor>
           </w:drawing>
         </mc:Choice>
-        <mc:Fallback xmlns:oel="http://schemas.microsoft.com/office/2019/extlst" xmlns:w16cex="http://schemas.microsoft.com/office/word/2018/wordml/cex" xmlns:w16="http://schemas.microsoft.com/office/word/2018/wordml" xmlns:w16du="http://schemas.microsoft.com/office/word/2023/wordml/word16du" xmlns:w16sdtdh="http://schemas.microsoft.com/office/word/2020/wordml/sdtdatahash" xmlns:w16sdtfl="http://schemas.microsoft.com/office/word/2024/wordml/sdtformatlock">
+        <mc:Fallback xmlns:w16sdtfl="http://schemas.microsoft.com/office/word/2024/wordml/sdtformatlock" xmlns:w16sdtdh="http://schemas.microsoft.com/office/word/2020/wordml/sdtdatahash" xmlns:w16du="http://schemas.microsoft.com/office/word/2023/wordml/word16du" xmlns:w16="http://schemas.microsoft.com/office/word/2018/wordml" xmlns:w16cex="http://schemas.microsoft.com/office/word/2018/wordml/cex" xmlns:oel="http://schemas.microsoft.com/office/2019/extlst">
           <w:pict>
             <v:rect w14:anchorId="060E2CF2" id="Rectangle 2" o:spid="_x0000_s1026" style="position:absolute;margin-left:0;margin-top:76.45pt;width:534pt;height:7.15pt;z-index:-15971840;visibility:visible;mso-wrap-style:square;mso-width-percent:0;mso-height-percent:0;mso-wrap-distance-left:9pt;mso-wrap-distance-top:0;mso-wrap-distance-right:9pt;mso-wrap-distance-bottom:0;mso-position-horizontal:center;mso-position-horizontal-relative:page;mso-position-vertical:absolute;mso-position-vertical-relative:page;mso-width-percent:0;mso-height-percent:0;mso-width-relative:page;mso-height-relative:page;v-text-anchor:top" o:gfxdata="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" fillcolor="#eb792c" stroked="f">
               <w10:wrap anchorx="page" anchory="page"/>
@@ -8306,7 +8318,7 @@
 </file>
 
 <file path=customXml/itemProps1.xml><?xml version="1.0" encoding="utf-8"?>
-<ds:datastoreItem xmlns:ds="http://schemas.openxmlformats.org/officeDocument/2006/customXml" ds:itemID="{B055054E-6F6C-434A-A47C-197A745960B0}">
+<ds:datastoreItem xmlns:ds="http://schemas.openxmlformats.org/officeDocument/2006/customXml" ds:itemID="{7E880B47-62A7-4E92-8F2D-B580B5A15FE0}">
   <ds:schemaRefs>
     <ds:schemaRef ds:uri="http://schemas.openxmlformats.org/officeDocument/2006/bibliography"/>
   </ds:schemaRefs>
